--- a/docs/acrme_uml_class_diagrams_summary.docx
+++ b/docs/acrme_uml_class_diagrams_summary.docx
@@ -75,6 +75,130 @@
       </w:r>
       <w:r>
         <w:t xml:space="preserve">Visual domain model, operation tracking, service architecture, and state machines</w:t>
+      </w:r>
+    </w:p>
+    <w:p>
+      <w:pPr>
+        <w:pStyle w:val="BlockText"/>
+      </w:pPr>
+      <w:r>
+        <w:rPr>
+          <w:bCs/>
+          <w:b/>
+        </w:rPr>
+        <w:t xml:space="preserve">v2.2 reconciliation note (2 Sep 2026).</w:t>
+      </w:r>
+      <w:r>
+        <w:t xml:space="preserve"> </w:t>
+      </w:r>
+      <w:r>
+        <w:t xml:space="preserve">This summary is reconciled to Requirements Baseline v2.2 and the updated ADRs: the quota model is a</w:t>
+      </w:r>
+      <w:r>
+        <w:t xml:space="preserve"> </w:t>
+      </w:r>
+      <w:r>
+        <w:rPr>
+          <w:bCs/>
+          <w:b/>
+        </w:rPr>
+        <w:t xml:space="preserve">single governed pool</w:t>
+      </w:r>
+      <w:r>
+        <w:t xml:space="preserve"> </w:t>
+      </w:r>
+      <w:r>
+        <w:t xml:space="preserve">with logical earmarks (two-group only as an exception topology, QUA-004/ADR-002); three domain entities are added —</w:t>
+      </w:r>
+      <w:r>
+        <w:t xml:space="preserve"> </w:t>
+      </w:r>
+      <w:r>
+        <w:rPr>
+          <w:rStyle w:val="VerbatimChar"/>
+        </w:rPr>
+        <w:t xml:space="preserve">CustomerSeedRecord</w:t>
+      </w:r>
+      <w:r>
+        <w:t xml:space="preserve">,</w:t>
+      </w:r>
+      <w:r>
+        <w:t xml:space="preserve"> </w:t>
+      </w:r>
+      <w:r>
+        <w:rPr>
+          <w:rStyle w:val="VerbatimChar"/>
+        </w:rPr>
+        <w:t xml:space="preserve">SourceDestinationDRIndex</w:t>
+      </w:r>
+      <w:r>
+        <w:t xml:space="preserve">,</w:t>
+      </w:r>
+      <w:r>
+        <w:t xml:space="preserve"> </w:t>
+      </w:r>
+      <w:r>
+        <w:rPr>
+          <w:rStyle w:val="VerbatimChar"/>
+        </w:rPr>
+        <w:t xml:space="preserve">CVALEarmarkRecord</w:t>
+      </w:r>
+      <w:r>
+        <w:t xml:space="preserve">; the readiness verdict is the machine-readable enum</w:t>
+      </w:r>
+      <w:r>
+        <w:t xml:space="preserve"> </w:t>
+      </w:r>
+      <w:r>
+        <w:rPr>
+          <w:rStyle w:val="VerbatimChar"/>
+        </w:rPr>
+        <w:t xml:space="preserve">READY | READY_WITH_RISK | QUOTA_DEFICIT | RESERVATION_DEFICIT | CAPACITY_UNAVAILABLE | STALE_STATE | POLICY_BLOCKED | VALIDATION_REQUIRED</w:t>
+      </w:r>
+      <w:r>
+        <w:t xml:space="preserve"> </w:t>
+      </w:r>
+      <w:r>
+        <w:t xml:space="preserve">(RDY-002); the engine mode machine is five-state (</w:t>
+      </w:r>
+      <w:r>
+        <w:rPr>
+          <w:rStyle w:val="VerbatimChar"/>
+        </w:rPr>
+        <w:t xml:space="preserve">STEADY_STATE → DR_DECLARATION_PENDING → DR_EVENT_ACTIVE → FAILBACK_PENDING → STEADY_STATE</w:t>
+      </w:r>
+      <w:r>
+        <w:t xml:space="preserve">, with</w:t>
+      </w:r>
+      <w:r>
+        <w:t xml:space="preserve"> </w:t>
+      </w:r>
+      <w:r>
+        <w:rPr>
+          <w:rStyle w:val="VerbatimChar"/>
+        </w:rPr>
+        <w:t xml:space="preserve">INCIDENT_HOLD</w:t>
+      </w:r>
+      <w:r>
+        <w:t xml:space="preserve">). Authoritative schemas live in the FDD (</w:t>
+      </w:r>
+      <w:r>
+        <w:rPr>
+          <w:rStyle w:val="VerbatimChar"/>
+        </w:rPr>
+        <w:t xml:space="preserve">acrme_functional_design_document.md</w:t>
+      </w:r>
+      <w:r>
+        <w:t xml:space="preserve">) and TDD (</w:t>
+      </w:r>
+      <w:r>
+        <w:rPr>
+          <w:rStyle w:val="VerbatimChar"/>
+        </w:rPr>
+        <w:t xml:space="preserve">acrme_technical_design_document.md</w:t>
+      </w:r>
+      <w:r>
+        <w:t xml:space="preserve">).</w:t>
       </w:r>
     </w:p>
     <w:p>
@@ -666,7 +790,7 @@
           <w:bCs/>
           <w:b/>
         </w:rPr>
-        <w:t xml:space="preserve">Two quota groups per region</w:t>
+        <w:t xml:space="preserve">Single governed quota pool per region/quota family (v2.2, QUA-004)</w:t>
       </w:r>
       <w:r>
         <w:t xml:space="preserve"> </w:t>
@@ -681,13 +805,65 @@
         <w:rPr>
           <w:rStyle w:val="VerbatimChar"/>
         </w:rPr>
+        <w:t xml:space="preserve">QuotaPoolState</w:t>
+      </w:r>
+      <w:r>
+        <w:t xml:space="preserve"> </w:t>
+      </w:r>
+      <w:r>
+        <w:t xml:space="preserve">covers Prod + NonProd/CVAL + DR together; Prod and DR protected by</w:t>
+      </w:r>
+      <w:r>
+        <w:t xml:space="preserve"> </w:t>
+      </w:r>
+      <w:r>
+        <w:rPr>
+          <w:bCs/>
+          <w:b/>
+        </w:rPr>
+        <w:t xml:space="preserve">logical earmarks</w:t>
+      </w:r>
+      <w:r>
+        <w:t xml:space="preserve"> </w:t>
+      </w:r>
+      <w:r>
+        <w:t xml:space="preserve">(</w:t>
+      </w:r>
+      <w:r>
+        <w:rPr>
+          <w:rStyle w:val="VerbatimChar"/>
+        </w:rPr>
+        <w:t xml:space="preserve">prod_reserved_floor</w:t>
+      </w:r>
+      <w:r>
+        <w:t xml:space="preserve">,</w:t>
+      </w:r>
+      <w:r>
+        <w:t xml:space="preserve"> </w:t>
+      </w:r>
+      <w:r>
+        <w:rPr>
+          <w:rStyle w:val="VerbatimChar"/>
+        </w:rPr>
+        <w:t xml:space="preserve">dr_earmark_vcpu</w:t>
+      </w:r>
+      <w:r>
+        <w:t xml:space="preserve">), not physical group separation. The earlier</w:t>
+      </w:r>
+      <w:r>
+        <w:t xml:space="preserve"> </w:t>
+      </w:r>
+      <w:r>
+        <w:rPr>
+          <w:rStyle w:val="VerbatimChar"/>
+        </w:rPr>
         <w:t xml:space="preserve">QuotaGroupType.PROD</w:t>
       </w:r>
       <w:r>
         <w:t xml:space="preserve"> </w:t>
       </w:r>
       <w:r>
-        <w:t xml:space="preserve">and</w:t>
+        <w:t xml:space="preserve">+</w:t>
       </w:r>
       <w:r>
         <w:t xml:space="preserve"> </w:t>
@@ -697,6 +873,105 @@
           <w:rStyle w:val="VerbatimChar"/>
         </w:rPr>
         <w:t xml:space="preserve">QuotaGroupType.NONPROD_DR_SHARED</w:t>
+      </w:r>
+      <w:r>
+        <w:t xml:space="preserve"> </w:t>
+      </w:r>
+      <w:r>
+        <w:rPr>
+          <w:bCs/>
+          <w:b/>
+        </w:rPr>
+        <w:t xml:space="preserve">two-group</w:t>
+      </w:r>
+      <w:r>
+        <w:t xml:space="preserve"> </w:t>
+      </w:r>
+      <w:r>
+        <w:t xml:space="preserve">model is retained only as a narrow Azure-limit / Prod-isolation</w:t>
+      </w:r>
+      <w:r>
+        <w:t xml:space="preserve"> </w:t>
+      </w:r>
+      <w:r>
+        <w:rPr>
+          <w:bCs/>
+          <w:b/>
+        </w:rPr>
+        <w:t xml:space="preserve">exception topology</w:t>
+      </w:r>
+      <w:r>
+        <w:t xml:space="preserve"> </w:t>
+      </w:r>
+      <w:r>
+        <w:t xml:space="preserve">(ADR-002 v2.2).</w:t>
+      </w:r>
+      <w:r>
+        <w:br/>
+      </w:r>
+      <w:r>
+        <w:t xml:space="preserve">✅</w:t>
+      </w:r>
+      <w:r>
+        <w:t xml:space="preserve"> </w:t>
+      </w:r>
+      <w:r>
+        <w:rPr>
+          <w:bCs/>
+          <w:b/>
+        </w:rPr>
+        <w:t xml:space="preserve">v2.2 domain entities added</w:t>
+      </w:r>
+      <w:r>
+        <w:t xml:space="preserve"> </w:t>
+      </w:r>
+      <w:r>
+        <w:t xml:space="preserve">—</w:t>
+      </w:r>
+      <w:r>
+        <w:t xml:space="preserve"> </w:t>
+      </w:r>
+      <w:r>
+        <w:rPr>
+          <w:rStyle w:val="VerbatimChar"/>
+        </w:rPr>
+        <w:t xml:space="preserve">CustomerSeedRecord</w:t>
+      </w:r>
+      <w:r>
+        <w:t xml:space="preserve"> </w:t>
+      </w:r>
+      <w:r>
+        <w:t xml:space="preserve">(PLC-003, first-placement authority),</w:t>
+      </w:r>
+      <w:r>
+        <w:t xml:space="preserve"> </w:t>
+      </w:r>
+      <w:r>
+        <w:rPr>
+          <w:rStyle w:val="VerbatimChar"/>
+        </w:rPr>
+        <w:t xml:space="preserve">SourceDestinationDRIndex</w:t>
+      </w:r>
+      <w:r>
+        <w:t xml:space="preserve"> </w:t>
+      </w:r>
+      <w:r>
+        <w:t xml:space="preserve">(DR-018, reverse-of-seed driving max-not-sum sizing and standby activation),</w:t>
+      </w:r>
+      <w:r>
+        <w:t xml:space="preserve"> </w:t>
+      </w:r>
+      <w:r>
+        <w:rPr>
+          <w:rStyle w:val="VerbatimChar"/>
+        </w:rPr>
+        <w:t xml:space="preserve">CVALEarmarkRecord</w:t>
+      </w:r>
+      <w:r>
+        <w:t xml:space="preserve"> </w:t>
+      </w:r>
+      <w:r>
+        <w:t xml:space="preserve">(PLC-010, prevents CVAL/DR double-count). See the FDD §6 and TDD §6/§18 (diagram T5, T14) for full schemas.</w:t>
       </w:r>
       <w:r>
         <w:br/>

--- a/docs/acrme_uml_class_diagrams_summary.docx
+++ b/docs/acrme_uml_class_diagrams_summary.docx
@@ -971,7 +971,7 @@
         <w:t xml:space="preserve"> </w:t>
       </w:r>
       <w:r>
-        <w:t xml:space="preserve">(PLC-010, prevents CVAL/DR double-count). See the FDD §6 and TDD §6/§18 (diagram T5, T14) for full schemas.</w:t>
+        <w:t xml:space="preserve">(PLC-010, prevents CVAL/DR double-count). See the FDD Section 6 and TDD Section 6/Section 18 (diagram T5, T14) for full schemas.</w:t>
       </w:r>
       <w:r>
         <w:br/>
